--- a/Decoupe/03_Acte_I_Jardin_Louis.docx
+++ b/Decoupe/03_Acte_I_Jardin_Louis.docx
@@ -101,7 +101,7 @@
         <w:t>Foyer dramatique</w:t>
       </w:r>
       <w:r>
-        <w:t xml:space="preserve"> : Lord Louis-Marc. Il a fumé seul au banc entre 16h55 et 17h25. Il a tenté de brûler un mot — qui lui a échappé. Tatoine l’a vu.</w:t>
+        <w:t xml:space="preserve"> : Lord Louis-Marc. Il a fumé seul au banc entre 16h55 et 17h20. Il a tenté de brûler un mot — qui lui a échappé. Tatoine l’a vu.</w:t>
       </w:r>
     </w:p>
     <w:p>

--- a/Decoupe/03_Acte_I_Jardin_Louis.docx
+++ b/Decoupe/03_Acte_I_Jardin_Louis.docx
@@ -131,7 +131,7 @@
         <w:t>1. Le mot perdu de Léa, près du banc</w:t>
       </w:r>
       <w:r>
-        <w:t xml:space="preserve"> : à dissimuler dans l’herbe ou sous un caillou à quelques pas du banc, légèrement carbonisé sur un bord. Texte : « Mon cher Louis, je sais pour Gautier. Cinq cents livres pour mon silence. — L. » → mène à Louis (chantage liaison Gautier).</w:t>
+        <w:t xml:space="preserve"> : à dissimuler dans l’herbe ou sous un caillou à quelques pas du banc, légèrement carbonisé sur un bord. Texte : « Mon cher Lord Louis-Marc, on porte certains secrets cinq années entières avant qu’une plume étrangère ne les surprenne. Je sais — pour Gautier, et pour vous. Cinq cents livres, samedi soir sans faute, et la rumeur s’éteint dans l’œuf. — L. » → mène à Louis (chantage liaison Gautier).</w:t>
       </w:r>
     </w:p>
     <w:p>

--- a/Decoupe/03_Acte_I_Jardin_Louis.docx
+++ b/Decoupe/03_Acte_I_Jardin_Louis.docx
@@ -144,10 +144,10 @@
           <w:b/>
           <w:bCs/>
         </w:rPr>
-        <w:t>2. Le fragment de papier brûlé au barbecue</w:t>
-      </w:r>
-      <w:r>
-        <w:t xml:space="preserve"> : un petit morceau noirci portant les mots « ...la Grande Leu... » + une signature partielle « ...e Pavy ». À placer dans les cendres du barbecue (à allumer brièvement avant l’arrivée de Chloé pour la crédibilité). → mène, plus tard, à Amandinette de la Grande Leuleu (énigme finale, Acte IV).</w:t>
+        <w:t xml:space="preserve">2. Le fragment de papier brûlé au barbecue : un petit morceau noirci portant les mots « ...la Grande Leu... » + une signature partielle « ...e Pavy ». À placer dans les cendres du barbecue (à allumer brièvement avant l’arrivée de Chloé pour la crédibilité). → Pour le MJ : ce fragment est ce qu’il reste de la lettre que Léa avait préparée pour Amandinette et qui se trouvait dans l’atelier — Amandinette l’a prise sur Léa agonisante à 17h25 puis a tenté de la brûler au barbecue à 17h30 (interrompue par des voix dans le couloir, elle a fui avant combustion complète). Les deux indices visibles confirment : (a) la lettre mentionnait « la Grande Leu(leu) » — référence à l’identité usurpée d’Amandinette ; (b) elle était signée « ...e Pavy » — c’est-à-dire « Léa de Pavy ». Mène, plus tard, à Amandinette de la Grande Leuleu (énigme finale, Acte IV).</w:t>
+      </w:r>
+      <w:r>
+        <w:t xml:space="preserve"/>
       </w:r>
     </w:p>
     <w:p>

--- a/Decoupe/03_Acte_I_Jardin_Louis.docx
+++ b/Decoupe/03_Acte_I_Jardin_Louis.docx
@@ -1,6 +1,6 @@
 
 <file path=word/document.xml><?xml version="1.0" encoding="utf-8"?>
-<w:document xmlns:wpc="http://schemas.microsoft.com/office/word/2010/wordprocessingCanvas" xmlns:cx="http://schemas.microsoft.com/office/drawing/2014/chartex" xmlns:mc="http://schemas.openxmlformats.org/markup-compatibility/2006" xmlns:o="urn:schemas-microsoft-com:office:office" xmlns:r="http://schemas.openxmlformats.org/officeDocument/2006/relationships" xmlns:m="http://schemas.openxmlformats.org/officeDocument/2006/math" xmlns:v="urn:schemas-microsoft-com:vml" xmlns:wp14="http://schemas.microsoft.com/office/word/2010/wordprocessingDrawing" xmlns:wp="http://schemas.openxmlformats.org/drawingml/2006/wordprocessingDrawing" xmlns:w10="urn:schemas-microsoft-com:office:word" xmlns:w="http://schemas.openxmlformats.org/wordprocessingml/2006/main" xmlns:w14="http://schemas.microsoft.com/office/word/2010/wordml" xmlns:w15="http://schemas.microsoft.com/office/word/2012/wordml" xmlns:wpg="http://schemas.microsoft.com/office/word/2010/wordprocessingGroup" xmlns:wpi="http://schemas.microsoft.com/office/word/2010/wordprocessingInk" xmlns:wne="http://schemas.microsoft.com/office/word/2006/wordml" xmlns:wps="http://schemas.microsoft.com/office/word/2010/wordprocessingShape" mc:Ignorable="w14 w15 wp14">
+<w:document xmlns:ns1="http://schemas.openxmlformats.org/markup-compatibility/2006" xmlns:w="http://schemas.openxmlformats.org/wordprocessingml/2006/main" ns1:Ignorable="w14 w15 wp14">
   <w:body>
     <w:p>
       <w:pPr>
@@ -268,6 +268,22 @@
       </w:r>
       <w:r>
         <w:t xml:space="preserve"> (témoin discret) : si Chloé lui demande, livre la dispute Gautier-Léa de 16h15 vue depuis la fenêtre du salon du bar.</w:t>
+      </w:r>
+    </w:p>
+    <w:p>
+      <w:pPr>
+        <w:spacing w:before="60" w:after="60" w:line="300" w:lineRule="auto"/>
+        <w:jc w:val="both"/>
+      </w:pPr>
+      <w:r>
+        <w:rPr>
+          <w:b/>
+          <w:bCs/>
+        </w:rPr>
+        <w:t xml:space="preserve">Amorce Lisa (l’éclat de 16h40) : Lady Victoria ou Lady Boulet de Myrtilles peut raconter la scène publique du début d’après-midi — la cantatrice Lisa Lepra jetant à Léa, devant tous : « Vous m’avez prise puis jetée comme un brouillon ! » Une jalousie ouverte qui fait de Lisa une coupable « évidente » dès la première heure. (Lisa elle-même ne deviendra interrogeable qu’une fois le salon ouvert, à l’Acte II.)</w:t>
+      </w:r>
+      <w:r>
+        <w:t xml:space="preserve"/>
       </w:r>
     </w:p>
     <w:p>
